--- a/tema15/Петров_15.docx
+++ b/tema15/Петров_15.docx
@@ -8,7 +8,6 @@
         <w:autoSpaceDN w:val="0"/>
         <w:adjustRightInd w:val="0"/>
         <w:ind w:firstLine="709"/>
-        <w:jc w:val="center"/>
         <w:rPr>
           <w:b/>
           <w:noProof/>
@@ -31,7 +30,6 @@
           <w:noProof/>
           <w:sz w:val="28"/>
           <w:szCs w:val="28"/>
-          <w:lang w:val="en-US"/>
         </w:rPr>
         <w:t>5</w:t>
       </w:r>
@@ -51,16 +49,7 @@
           <w:sz w:val="28"/>
           <w:szCs w:val="28"/>
         </w:rPr>
-        <w:t>Технологии создания графического пользовательского</w:t>
-      </w:r>
-      <w:r>
-        <w:rPr>
-          <w:b/>
-          <w:noProof/>
-          <w:sz w:val="28"/>
-          <w:szCs w:val="28"/>
-        </w:rPr>
-        <w:t xml:space="preserve"> интерфейса</w:t>
+        <w:t>Многопользовательское приложение</w:t>
       </w:r>
     </w:p>
     <w:p>
@@ -4223,13 +4212,13 @@
       <mc:AlternateContent>
         <mc:Choice Requires="wps">
           <w:drawing>
-            <wp:anchor distT="0" distB="0" distL="114300" distR="114300" simplePos="0" relativeHeight="251680768" behindDoc="0" locked="0" layoutInCell="1" allowOverlap="1" wp14:anchorId="58707E50" wp14:editId="1AA73264">
+            <wp:anchor distT="0" distB="0" distL="114300" distR="114300" simplePos="0" relativeHeight="251680768" behindDoc="0" locked="0" layoutInCell="1" allowOverlap="1" wp14:anchorId="58707E50" wp14:editId="015DA835">
               <wp:simplePos x="0" y="0"/>
               <wp:positionH relativeFrom="column">
-                <wp:posOffset>2212975</wp:posOffset>
+                <wp:posOffset>2231439</wp:posOffset>
               </wp:positionH>
               <wp:positionV relativeFrom="paragraph">
-                <wp:posOffset>-492125</wp:posOffset>
+                <wp:posOffset>-322922</wp:posOffset>
               </wp:positionV>
               <wp:extent cx="2434590" cy="901700"/>
               <wp:effectExtent l="1270" t="635" r="2540" b="2540"/>
@@ -4293,15 +4282,7 @@
                               <w:sz w:val="28"/>
                               <w:szCs w:val="28"/>
                             </w:rPr>
-                            <w:t>Технологии создания</w:t>
-                          </w:r>
-                          <w:r>
-                            <w:rPr>
-                              <w:noProof/>
-                              <w:sz w:val="28"/>
-                              <w:szCs w:val="28"/>
-                            </w:rPr>
-                            <w:t xml:space="preserve"> графического пользовательского</w:t>
+                            <w:t>Многопользовательское</w:t>
                           </w:r>
                         </w:p>
                         <w:p>
@@ -4319,7 +4300,7 @@
                               <w:sz w:val="28"/>
                               <w:szCs w:val="28"/>
                             </w:rPr>
-                            <w:t>интерфейса</w:t>
+                            <w:t>приложение</w:t>
                           </w:r>
                         </w:p>
                       </w:txbxContent>
@@ -4341,7 +4322,11 @@
         </mc:Choice>
         <mc:Fallback>
           <w:pict>
-            <v:shape w14:anchorId="58707E50" id="Text Box 102" o:spid="_x0000_s1037" type="#_x0000_t202" style="position:absolute;margin-left:174.25pt;margin-top:-38.75pt;width:191.7pt;height:71pt;z-index:251680768;visibility:visible;mso-wrap-style:square;mso-width-percent:0;mso-height-percent:0;mso-wrap-distance-left:9pt;mso-wrap-distance-top:0;mso-wrap-distance-right:9pt;mso-wrap-distance-bottom:0;mso-position-horizontal:absolute;mso-position-horizontal-relative:text;mso-position-vertical:absolute;mso-position-vertical-relative:text;mso-width-percent:0;mso-height-percent:0;mso-width-relative:page;mso-height-relative:page;v-text-anchor:top" o:gfxdata="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" filled="f" stroked="f">
+            <v:shapetype w14:anchorId="58707E50" id="_x0000_t202" coordsize="21600,21600" o:spt="202" path="m,l,21600r21600,l21600,xe">
+              <v:stroke joinstyle="miter"/>
+              <v:path gradientshapeok="t" o:connecttype="rect"/>
+            </v:shapetype>
+            <v:shape id="Text Box 102" o:spid="_x0000_s1037" type="#_x0000_t202" style="position:absolute;margin-left:175.7pt;margin-top:-25.45pt;width:191.7pt;height:71pt;z-index:251680768;visibility:visible;mso-wrap-style:square;mso-width-percent:0;mso-height-percent:0;mso-wrap-distance-left:9pt;mso-wrap-distance-top:0;mso-wrap-distance-right:9pt;mso-wrap-distance-bottom:0;mso-position-horizontal:absolute;mso-position-horizontal-relative:text;mso-position-vertical:absolute;mso-position-vertical-relative:text;mso-width-percent:0;mso-height-percent:0;mso-width-relative:page;mso-height-relative:page;v-text-anchor:top" o:gfxdata="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" filled="f" stroked="f">
               <v:textbox inset="0,0,0,0">
                 <w:txbxContent>
                   <w:p>
@@ -4359,15 +4344,7 @@
                         <w:sz w:val="28"/>
                         <w:szCs w:val="28"/>
                       </w:rPr>
-                      <w:t>Технологии создания</w:t>
-                    </w:r>
-                    <w:r>
-                      <w:rPr>
-                        <w:noProof/>
-                        <w:sz w:val="28"/>
-                        <w:szCs w:val="28"/>
-                      </w:rPr>
-                      <w:t xml:space="preserve"> графического пользовательского</w:t>
+                      <w:t>Многопользовательское</w:t>
                     </w:r>
                   </w:p>
                   <w:p>
@@ -4385,7 +4362,7 @@
                         <w:sz w:val="28"/>
                         <w:szCs w:val="28"/>
                       </w:rPr>
-                      <w:t>интерфейса</w:t>
+                      <w:t>приложение</w:t>
                     </w:r>
                   </w:p>
                 </w:txbxContent>
